--- a/离散数学/集合论与图论/集合论与图论（下）课后习题/第12讲测验.docx
+++ b/离散数学/集合论与图论/集合论与图论（下）课后习题/第12讲测验.docx
@@ -12,6 +12,14 @@
       </w:pPr>
       <w:r>
         <w:rPr>
+          <w:rFonts w:hint="eastAsia"/>
+          <w:lang w:eastAsia="zh-CN"/>
+        </w:rPr>
+        <w:t>fushuu</w:t>
+      </w:r>
+      <w:r>
+        <w:rPr>
+          <w:noProof/>
           <w:lang w:eastAsia="zh-CN"/>
         </w:rPr>
         <w:drawing>
@@ -30,7 +38,7 @@
                     <pic:cNvPicPr/>
                   </pic:nvPicPr>
                   <pic:blipFill>
-                    <a:blip r:embed="rId6"/>
+                    <a:blip r:embed="rId8"/>
                     <a:stretch>
                       <a:fillRect/>
                     </a:stretch>
@@ -153,6 +161,7 @@
       <w:pPr>
         <w:spacing w:line="360" w:lineRule="auto"/>
         <w:rPr>
+          <w:rFonts w:hint="eastAsia"/>
           <w:lang w:eastAsia="zh-CN"/>
         </w:rPr>
       </w:pPr>
@@ -161,11 +170,13 @@
       <w:pPr>
         <w:spacing w:line="360" w:lineRule="auto"/>
         <w:rPr>
+          <w:rFonts w:hint="eastAsia"/>
           <w:lang w:eastAsia="zh-CN"/>
         </w:rPr>
       </w:pPr>
       <w:r>
         <w:rPr>
+          <w:noProof/>
           <w:lang w:eastAsia="zh-CN"/>
         </w:rPr>
         <w:drawing>
@@ -184,7 +195,7 @@
                     <pic:cNvPicPr/>
                   </pic:nvPicPr>
                   <pic:blipFill>
-                    <a:blip r:embed="rId7"/>
+                    <a:blip r:embed="rId9"/>
                     <a:stretch>
                       <a:fillRect/>
                     </a:stretch>
@@ -218,11 +229,13 @@
       <w:pPr>
         <w:spacing w:line="360" w:lineRule="auto"/>
         <w:rPr>
+          <w:rFonts w:hint="eastAsia"/>
           <w:lang w:eastAsia="zh-CN"/>
         </w:rPr>
       </w:pPr>
       <w:r>
         <w:rPr>
+          <w:noProof/>
           <w:lang w:eastAsia="zh-CN"/>
         </w:rPr>
         <w:drawing>
@@ -241,7 +254,7 @@
                     <pic:cNvPicPr/>
                   </pic:nvPicPr>
                   <pic:blipFill>
-                    <a:blip r:embed="rId8"/>
+                    <a:blip r:embed="rId10"/>
                     <a:stretch>
                       <a:fillRect/>
                     </a:stretch>
@@ -284,35 +297,7 @@
           <w:lang w:eastAsia="zh-CN"/>
         </w:rPr>
         <w:lastRenderedPageBreak/>
-        <w:t>4,设T是一个正则m元树，它有</w:t>
-      </w:r>
-      <w:proofErr w:type="spellStart"/>
-      <w:r>
-        <w:rPr>
-          <w:lang w:eastAsia="zh-CN"/>
-        </w:rPr>
-        <w:t>i</w:t>
-      </w:r>
-      <w:proofErr w:type="spellEnd"/>
-      <w:r>
-        <w:rPr>
-          <w:lang w:eastAsia="zh-CN"/>
-        </w:rPr>
-        <w:t>个内顶点（出度为m),如果E为所有内顶点深度之和，I为所有叶顶点深度之和，则I=(m-1)</w:t>
-      </w:r>
-      <w:proofErr w:type="spellStart"/>
-      <w:r>
-        <w:rPr>
-          <w:lang w:eastAsia="zh-CN"/>
-        </w:rPr>
-        <w:t>E+mi</w:t>
-      </w:r>
-      <w:proofErr w:type="spellEnd"/>
-      <w:r>
-        <w:rPr>
-          <w:lang w:eastAsia="zh-CN"/>
-        </w:rPr>
-        <w:t>。</w:t>
+        <w:t>4,设T是一个正则m元树，它有i个内顶点（出度为m),如果E为所有内顶点深度之和，I为所有叶顶点深度之和，则I=(m-1)E+mi。</w:t>
       </w:r>
     </w:p>
     <w:p>
@@ -322,11 +307,9 @@
           <w:rFonts w:hint="eastAsia"/>
         </w:rPr>
       </w:pPr>
-      <w:proofErr w:type="spellStart"/>
       <w:r>
         <w:t>A,正确</w:t>
       </w:r>
-      <w:proofErr w:type="spellEnd"/>
     </w:p>
     <w:p>
       <w:pPr>
@@ -342,12 +325,13 @@
     <w:p>
       <w:pPr>
         <w:spacing w:line="360" w:lineRule="auto"/>
+        <w:rPr>
+          <w:rFonts w:hint="eastAsia"/>
+        </w:rPr>
       </w:pPr>
-      <w:proofErr w:type="spellStart"/>
       <w:r>
         <w:t>答案:A</w:t>
       </w:r>
-      <w:proofErr w:type="spellEnd"/>
     </w:p>
     <w:p>
       <w:pPr>
@@ -387,7 +371,7 @@
                     <pic:cNvPicPr/>
                   </pic:nvPicPr>
                   <pic:blipFill>
-                    <a:blip r:embed="rId9"/>
+                    <a:blip r:embed="rId11"/>
                     <a:stretch>
                       <a:fillRect/>
                     </a:stretch>
@@ -436,12 +420,137 @@
     <w:p>
       <w:pPr>
         <w:spacing w:line="360" w:lineRule="auto"/>
+      </w:pPr>
+      <w:r>
+        <w:t>答案:A</w:t>
+      </w:r>
+    </w:p>
+    <w:p>
+      <w:pPr>
+        <w:spacing w:line="360" w:lineRule="auto"/>
         <w:rPr>
-          <w:rFonts w:hint="eastAsia"/>
+          <w:lang w:eastAsia="zh-CN"/>
+        </w:rPr>
+      </w:pPr>
+    </w:p>
+    <w:p>
+      <w:pPr>
+        <w:spacing w:line="360" w:lineRule="auto"/>
+        <w:rPr>
+          <w:lang w:eastAsia="zh-CN"/>
         </w:rPr>
       </w:pPr>
       <w:r>
-        <w:t>答案:A</w:t>
+        <w:rPr>
+          <w:lang w:eastAsia="zh-CN"/>
+        </w:rPr>
+        <w:drawing>
+          <wp:inline distT="0" distB="0" distL="0" distR="0" wp14:anchorId="377200FB" wp14:editId="2B9C7B38">
+            <wp:extent cx="3839111" cy="1781424"/>
+            <wp:effectExtent l="0" t="0" r="0" b="9525"/>
+            <wp:docPr id="1719056312" name="图片 1"/>
+            <wp:cNvGraphicFramePr>
+              <a:graphicFrameLocks xmlns:a="http://schemas.openxmlformats.org/drawingml/2006/main" noChangeAspect="1"/>
+            </wp:cNvGraphicFramePr>
+            <a:graphic xmlns:a="http://schemas.openxmlformats.org/drawingml/2006/main">
+              <a:graphicData uri="http://schemas.openxmlformats.org/drawingml/2006/picture">
+                <pic:pic xmlns:pic="http://schemas.openxmlformats.org/drawingml/2006/picture">
+                  <pic:nvPicPr>
+                    <pic:cNvPr id="1719056312" name=""/>
+                    <pic:cNvPicPr/>
+                  </pic:nvPicPr>
+                  <pic:blipFill>
+                    <a:blip r:embed="rId12"/>
+                    <a:stretch>
+                      <a:fillRect/>
+                    </a:stretch>
+                  </pic:blipFill>
+                  <pic:spPr>
+                    <a:xfrm>
+                      <a:off x="0" y="0"/>
+                      <a:ext cx="3839111" cy="1781424"/>
+                    </a:xfrm>
+                    <a:prstGeom prst="rect">
+                      <a:avLst/>
+                    </a:prstGeom>
+                  </pic:spPr>
+                </pic:pic>
+              </a:graphicData>
+            </a:graphic>
+          </wp:inline>
+        </w:drawing>
+      </w:r>
+    </w:p>
+    <w:p>
+      <w:pPr>
+        <w:spacing w:line="360" w:lineRule="auto"/>
+        <w:rPr>
+          <w:lang w:eastAsia="zh-CN"/>
+        </w:rPr>
+      </w:pPr>
+      <w:r>
+        <w:rPr>
+          <w:rFonts w:hint="eastAsia"/>
+          <w:lang w:eastAsia="zh-CN"/>
+        </w:rPr>
+        <w:t>考虑为森林的情况可以排掉D</w:t>
+      </w:r>
+      <w:r>
+        <w:rPr>
+          <w:rFonts w:hint="eastAsia"/>
+          <w:lang w:eastAsia="zh-CN"/>
+        </w:rPr>
+        <w:t>选B</w:t>
+      </w:r>
+    </w:p>
+    <w:p>
+      <w:pPr>
+        <w:spacing w:line="360" w:lineRule="auto"/>
+        <w:rPr>
+          <w:rFonts w:hint="eastAsia"/>
+          <w:lang w:eastAsia="zh-CN"/>
+        </w:rPr>
+      </w:pPr>
+      <w:r>
+        <w:rPr>
+          <w:lang w:eastAsia="zh-CN"/>
+        </w:rPr>
+        <w:lastRenderedPageBreak/>
+        <w:drawing>
+          <wp:inline distT="0" distB="0" distL="0" distR="0" wp14:anchorId="3161C49D" wp14:editId="57D69F97">
+            <wp:extent cx="5486400" cy="3213735"/>
+            <wp:effectExtent l="0" t="0" r="0" b="5715"/>
+            <wp:docPr id="1786142904" name="图片 1"/>
+            <wp:cNvGraphicFramePr>
+              <a:graphicFrameLocks xmlns:a="http://schemas.openxmlformats.org/drawingml/2006/main" noChangeAspect="1"/>
+            </wp:cNvGraphicFramePr>
+            <a:graphic xmlns:a="http://schemas.openxmlformats.org/drawingml/2006/main">
+              <a:graphicData uri="http://schemas.openxmlformats.org/drawingml/2006/picture">
+                <pic:pic xmlns:pic="http://schemas.openxmlformats.org/drawingml/2006/picture">
+                  <pic:nvPicPr>
+                    <pic:cNvPr id="1786142904" name=""/>
+                    <pic:cNvPicPr/>
+                  </pic:nvPicPr>
+                  <pic:blipFill>
+                    <a:blip r:embed="rId13"/>
+                    <a:stretch>
+                      <a:fillRect/>
+                    </a:stretch>
+                  </pic:blipFill>
+                  <pic:spPr>
+                    <a:xfrm>
+                      <a:off x="0" y="0"/>
+                      <a:ext cx="5486400" cy="3213735"/>
+                    </a:xfrm>
+                    <a:prstGeom prst="rect">
+                      <a:avLst/>
+                    </a:prstGeom>
+                  </pic:spPr>
+                </pic:pic>
+              </a:graphicData>
+            </a:graphic>
+          </wp:inline>
+        </w:drawing>
       </w:r>
     </w:p>
     <w:sectPr>
@@ -452,6 +561,68 @@
     </w:sectPr>
   </w:body>
 </w:document>
+</file>
+
+<file path=word/endnotes.xml><?xml version="1.0" encoding="utf-8"?>
+<w:endnotes xmlns:wpc="http://schemas.microsoft.com/office/word/2010/wordprocessingCanvas" xmlns:cx="http://schemas.microsoft.com/office/drawing/2014/chartex" xmlns:cx1="http://schemas.microsoft.com/office/drawing/2015/9/8/chartex" xmlns:cx2="http://schemas.microsoft.com/office/drawing/2015/10/21/chartex" xmlns:cx3="http://schemas.microsoft.com/office/drawing/2016/5/9/chartex" xmlns:cx4="http://schemas.microsoft.com/office/drawing/2016/5/10/chartex" xmlns:cx5="http://schemas.microsoft.com/office/drawing/2016/5/11/chartex" xmlns:cx6="http://schemas.microsoft.com/office/drawing/2016/5/12/chartex" xmlns:cx7="http://schemas.microsoft.com/office/drawing/2016/5/13/chartex" xmlns:cx8="http://schemas.microsoft.com/office/drawing/2016/5/14/chartex" xmlns:mc="http://schemas.openxmlformats.org/markup-compatibility/2006" xmlns:aink="http://schemas.microsoft.com/office/drawing/2016/ink" xmlns:am3d="http://schemas.microsoft.com/office/drawing/2017/model3d" xmlns:o="urn:schemas-microsoft-com:office:office" xmlns:oel="http://schemas.microsoft.com/office/2019/extlst" xmlns:r="http://schemas.openxmlformats.org/officeDocument/2006/relationships" xmlns:m="http://schemas.openxmlformats.org/officeDocument/2006/math" xmlns:v="urn:schemas-microsoft-com:vml" xmlns:wp14="http://schemas.microsoft.com/office/word/2010/wordprocessingDrawing" xmlns:wp="http://schemas.openxmlformats.org/drawingml/2006/wordprocessingDrawing" xmlns:w10="urn:schemas-microsoft-com:office:word" xmlns:w="http://schemas.openxmlformats.org/wordprocessingml/2006/main" xmlns:w14="http://schemas.microsoft.com/office/word/2010/wordml" xmlns:w15="http://schemas.microsoft.com/office/word/2012/wordml" xmlns:w16cex="http://schemas.microsoft.com/office/word/2018/wordml/cex" xmlns:w16cid="http://schemas.microsoft.com/office/word/2016/wordml/cid" xmlns:w16="http://schemas.microsoft.com/office/word/2018/wordml" xmlns:w16du="http://schemas.microsoft.com/office/word/2023/wordml/word16du" xmlns:w16sdtdh="http://schemas.microsoft.com/office/word/2020/wordml/sdtdatahash" xmlns:w16sdtfl="http://schemas.microsoft.com/office/word/2024/wordml/sdtformatlock" xmlns:w16se="http://schemas.microsoft.com/office/word/2015/wordml/symex" xmlns:wpg="http://schemas.microsoft.com/office/word/2010/wordprocessingGroup" xmlns:wpi="http://schemas.microsoft.com/office/word/2010/wordprocessingInk" xmlns:wne="http://schemas.microsoft.com/office/word/2006/wordml" xmlns:wps="http://schemas.microsoft.com/office/word/2010/wordprocessingShape" mc:Ignorable="w14 w15 w16se w16cid w16 w16cex w16sdtdh w16sdtfl w16du wp14">
+  <w:endnote w:type="separator" w:id="-1">
+    <w:p>
+      <w:pPr>
+        <w:spacing w:after="0" w:line="240" w:lineRule="auto"/>
+        <w:rPr>
+          <w:rFonts w:hint="eastAsia"/>
+        </w:rPr>
+      </w:pPr>
+      <w:r>
+        <w:separator/>
+      </w:r>
+    </w:p>
+  </w:endnote>
+  <w:endnote w:type="continuationSeparator" w:id="0">
+    <w:p>
+      <w:pPr>
+        <w:spacing w:after="0" w:line="240" w:lineRule="auto"/>
+        <w:rPr>
+          <w:rFonts w:hint="eastAsia"/>
+        </w:rPr>
+      </w:pPr>
+      <w:r>
+        <w:continuationSeparator/>
+      </w:r>
+    </w:p>
+  </w:endnote>
+</w:endnotes>
+</file>
+
+<file path=word/footnotes.xml><?xml version="1.0" encoding="utf-8"?>
+<w:footnotes xmlns:wpc="http://schemas.microsoft.com/office/word/2010/wordprocessingCanvas" xmlns:cx="http://schemas.microsoft.com/office/drawing/2014/chartex" xmlns:cx1="http://schemas.microsoft.com/office/drawing/2015/9/8/chartex" xmlns:cx2="http://schemas.microsoft.com/office/drawing/2015/10/21/chartex" xmlns:cx3="http://schemas.microsoft.com/office/drawing/2016/5/9/chartex" xmlns:cx4="http://schemas.microsoft.com/office/drawing/2016/5/10/chartex" xmlns:cx5="http://schemas.microsoft.com/office/drawing/2016/5/11/chartex" xmlns:cx6="http://schemas.microsoft.com/office/drawing/2016/5/12/chartex" xmlns:cx7="http://schemas.microsoft.com/office/drawing/2016/5/13/chartex" xmlns:cx8="http://schemas.microsoft.com/office/drawing/2016/5/14/chartex" xmlns:mc="http://schemas.openxmlformats.org/markup-compatibility/2006" xmlns:aink="http://schemas.microsoft.com/office/drawing/2016/ink" xmlns:am3d="http://schemas.microsoft.com/office/drawing/2017/model3d" xmlns:o="urn:schemas-microsoft-com:office:office" xmlns:oel="http://schemas.microsoft.com/office/2019/extlst" xmlns:r="http://schemas.openxmlformats.org/officeDocument/2006/relationships" xmlns:m="http://schemas.openxmlformats.org/officeDocument/2006/math" xmlns:v="urn:schemas-microsoft-com:vml" xmlns:wp14="http://schemas.microsoft.com/office/word/2010/wordprocessingDrawing" xmlns:wp="http://schemas.openxmlformats.org/drawingml/2006/wordprocessingDrawing" xmlns:w10="urn:schemas-microsoft-com:office:word" xmlns:w="http://schemas.openxmlformats.org/wordprocessingml/2006/main" xmlns:w14="http://schemas.microsoft.com/office/word/2010/wordml" xmlns:w15="http://schemas.microsoft.com/office/word/2012/wordml" xmlns:w16cex="http://schemas.microsoft.com/office/word/2018/wordml/cex" xmlns:w16cid="http://schemas.microsoft.com/office/word/2016/wordml/cid" xmlns:w16="http://schemas.microsoft.com/office/word/2018/wordml" xmlns:w16du="http://schemas.microsoft.com/office/word/2023/wordml/word16du" xmlns:w16sdtdh="http://schemas.microsoft.com/office/word/2020/wordml/sdtdatahash" xmlns:w16sdtfl="http://schemas.microsoft.com/office/word/2024/wordml/sdtformatlock" xmlns:w16se="http://schemas.microsoft.com/office/word/2015/wordml/symex" xmlns:wpg="http://schemas.microsoft.com/office/word/2010/wordprocessingGroup" xmlns:wpi="http://schemas.microsoft.com/office/word/2010/wordprocessingInk" xmlns:wne="http://schemas.microsoft.com/office/word/2006/wordml" xmlns:wps="http://schemas.microsoft.com/office/word/2010/wordprocessingShape" mc:Ignorable="w14 w15 w16se w16cid w16 w16cex w16sdtdh w16sdtfl w16du wp14">
+  <w:footnote w:type="separator" w:id="-1">
+    <w:p>
+      <w:pPr>
+        <w:spacing w:after="0" w:line="240" w:lineRule="auto"/>
+        <w:rPr>
+          <w:rFonts w:hint="eastAsia"/>
+        </w:rPr>
+      </w:pPr>
+      <w:r>
+        <w:separator/>
+      </w:r>
+    </w:p>
+  </w:footnote>
+  <w:footnote w:type="continuationSeparator" w:id="0">
+    <w:p>
+      <w:pPr>
+        <w:spacing w:after="0" w:line="240" w:lineRule="auto"/>
+        <w:rPr>
+          <w:rFonts w:hint="eastAsia"/>
+        </w:rPr>
+      </w:pPr>
+      <w:r>
+        <w:continuationSeparator/>
+      </w:r>
+    </w:p>
+  </w:footnote>
+</w:footnotes>
 </file>
 
 <file path=word/numbering.xml><?xml version="1.0" encoding="utf-8"?>
@@ -1264,6 +1435,7 @@
   <w:style w:type="character" w:default="1" w:styleId="a2">
     <w:name w:val="Default Paragraph Font"/>
     <w:uiPriority w:val="1"/>
+    <w:semiHidden/>
     <w:unhideWhenUsed/>
   </w:style>
   <w:style w:type="table" w:default="1" w:styleId="a3">

--- a/离散数学/集合论与图论/集合论与图论（下）课后习题/第12讲测验.docx
+++ b/离散数学/集合论与图论/集合论与图论（下）课后习题/第12讲测验.docx
@@ -12,19 +12,12 @@
       </w:pPr>
       <w:r>
         <w:rPr>
-          <w:rFonts w:hint="eastAsia"/>
-          <w:lang w:eastAsia="zh-CN"/>
-        </w:rPr>
-        <w:t>fushuu</w:t>
-      </w:r>
-      <w:r>
-        <w:rPr>
           <w:noProof/>
           <w:lang w:eastAsia="zh-CN"/>
         </w:rPr>
         <w:drawing>
-          <wp:inline distT="0" distB="0" distL="0" distR="0" wp14:anchorId="201D45F4" wp14:editId="56DFC1C6">
-            <wp:extent cx="5486400" cy="1908810"/>
+          <wp:inline distT="0" distB="0" distL="0" distR="0" wp14:anchorId="201D45F4" wp14:editId="38E78A9F">
+            <wp:extent cx="5319422" cy="1850716"/>
             <wp:effectExtent l="0" t="0" r="0" b="0"/>
             <wp:docPr id="306938907" name="图片 1"/>
             <wp:cNvGraphicFramePr>
@@ -46,7 +39,7 @@
                   <pic:spPr>
                     <a:xfrm>
                       <a:off x="0" y="0"/>
-                      <a:ext cx="5486400" cy="1908810"/>
+                      <a:ext cx="5336952" cy="1856815"/>
                     </a:xfrm>
                     <a:prstGeom prst="rect">
                       <a:avLst/>
@@ -61,9 +54,38 @@
     </w:p>
     <w:p>
       <w:pPr>
-        <w:spacing w:line="360" w:lineRule="auto"/>
+        <w:spacing w:line="240" w:lineRule="auto"/>
         <w:rPr>
           <w:rFonts w:hint="eastAsia"/>
+          <w:b/>
+          <w:bCs/>
+          <w:sz w:val="28"/>
+          <w:szCs w:val="28"/>
+          <w:highlight w:val="yellow"/>
+          <w:u w:val="single"/>
+          <w:lang w:eastAsia="zh-CN"/>
+        </w:rPr>
+      </w:pPr>
+      <w:r>
+        <w:rPr>
+          <w:b/>
+          <w:bCs/>
+          <w:sz w:val="28"/>
+          <w:szCs w:val="28"/>
+          <w:highlight w:val="yellow"/>
+          <w:u w:val="single"/>
+          <w:lang w:eastAsia="zh-CN"/>
+        </w:rPr>
+        <w:t>二叉树是有序树，左右子树互换算不同形态</w:t>
+      </w:r>
+    </w:p>
+    <w:p>
+      <w:pPr>
+        <w:spacing w:line="240" w:lineRule="auto"/>
+        <w:rPr>
+          <w:rFonts w:hint="eastAsia"/>
+          <w:b/>
+          <w:bCs/>
           <w:highlight w:val="yellow"/>
           <w:lang w:eastAsia="zh-CN"/>
         </w:rPr>
@@ -75,14 +97,17 @@
           <w:highlight w:val="yellow"/>
           <w:lang w:eastAsia="zh-CN"/>
         </w:rPr>
-        <w:t>二叉树是有序树</w:t>
+        <w:t>与普通树（无序</w:t>
       </w:r>
       <w:r>
         <w:rPr>
+          <w:rFonts w:hint="eastAsia"/>
+          <w:b/>
+          <w:bCs/>
           <w:highlight w:val="yellow"/>
           <w:lang w:eastAsia="zh-CN"/>
         </w:rPr>
-        <w:t>，左右子树互换</w:t>
+        <w:t>，</w:t>
       </w:r>
       <w:r>
         <w:rPr>
@@ -91,24 +116,17 @@
           <w:highlight w:val="yellow"/>
           <w:lang w:eastAsia="zh-CN"/>
         </w:rPr>
-        <w:t>算不同形态</w:t>
+        <w:t>3个结点的树只有2种形态</w:t>
       </w:r>
-    </w:p>
-    <w:p>
-      <w:pPr>
-        <w:spacing w:line="360" w:lineRule="auto"/>
+      <w:r>
         <w:rPr>
           <w:rFonts w:hint="eastAsia"/>
+          <w:b/>
+          <w:bCs/>
           <w:highlight w:val="yellow"/>
           <w:lang w:eastAsia="zh-CN"/>
         </w:rPr>
-      </w:pPr>
-      <w:r>
-        <w:rPr>
-          <w:highlight w:val="yellow"/>
-          <w:lang w:eastAsia="zh-CN"/>
-        </w:rPr>
-        <w:t>与</w:t>
+        <w:t>）的区别：</w:t>
       </w:r>
       <w:r>
         <w:rPr>
@@ -117,54 +135,8 @@
           <w:highlight w:val="yellow"/>
           <w:lang w:eastAsia="zh-CN"/>
         </w:rPr>
-        <w:t>普通树</w:t>
-      </w:r>
-      <w:r>
-        <w:rPr>
-          <w:highlight w:val="yellow"/>
-          <w:lang w:eastAsia="zh-CN"/>
-        </w:rPr>
-        <w:t>（无序</w:t>
-      </w:r>
-      <w:r>
-        <w:rPr>
-          <w:rFonts w:hint="eastAsia"/>
-          <w:highlight w:val="yellow"/>
-          <w:lang w:eastAsia="zh-CN"/>
-        </w:rPr>
-        <w:t>，</w:t>
-      </w:r>
-      <w:r>
-        <w:rPr>
-          <w:highlight w:val="yellow"/>
-          <w:lang w:eastAsia="zh-CN"/>
-        </w:rPr>
-        <w:t>3个结点的树只有2种形态</w:t>
-      </w:r>
-      <w:r>
-        <w:rPr>
-          <w:rFonts w:hint="eastAsia"/>
-          <w:highlight w:val="yellow"/>
-          <w:lang w:eastAsia="zh-CN"/>
-        </w:rPr>
-        <w:t>）的区别：</w:t>
-      </w:r>
-      <w:r>
-        <w:rPr>
-          <w:highlight w:val="yellow"/>
-          <w:lang w:eastAsia="zh-CN"/>
-        </w:rPr>
         <w:t>二叉树要区分左右，所以有5种。</w:t>
       </w:r>
-    </w:p>
-    <w:p>
-      <w:pPr>
-        <w:spacing w:line="360" w:lineRule="auto"/>
-        <w:rPr>
-          <w:rFonts w:hint="eastAsia"/>
-          <w:lang w:eastAsia="zh-CN"/>
-        </w:rPr>
-      </w:pPr>
     </w:p>
     <w:p>
       <w:pPr>
@@ -180,9 +152,9 @@
           <w:lang w:eastAsia="zh-CN"/>
         </w:rPr>
         <w:drawing>
-          <wp:inline distT="0" distB="0" distL="0" distR="0" wp14:anchorId="3E393A7C" wp14:editId="4A75F112">
-            <wp:extent cx="5486400" cy="1848485"/>
-            <wp:effectExtent l="0" t="0" r="0" b="0"/>
+          <wp:inline distT="0" distB="0" distL="0" distR="0" wp14:anchorId="3E393A7C" wp14:editId="70A1B80C">
+            <wp:extent cx="5581815" cy="1880632"/>
+            <wp:effectExtent l="0" t="0" r="0" b="5715"/>
             <wp:docPr id="729973859" name="图片 1"/>
             <wp:cNvGraphicFramePr>
               <a:graphicFrameLocks xmlns:a="http://schemas.openxmlformats.org/drawingml/2006/main" noChangeAspect="1"/>
@@ -203,7 +175,7 @@
                   <pic:spPr>
                     <a:xfrm>
                       <a:off x="0" y="0"/>
-                      <a:ext cx="5486400" cy="1848485"/>
+                      <a:ext cx="5600366" cy="1886882"/>
                     </a:xfrm>
                     <a:prstGeom prst="rect">
                       <a:avLst/>
@@ -215,15 +187,6 @@
           </wp:inline>
         </w:drawing>
       </w:r>
-    </w:p>
-    <w:p>
-      <w:pPr>
-        <w:spacing w:line="360" w:lineRule="auto"/>
-        <w:rPr>
-          <w:rFonts w:hint="eastAsia"/>
-          <w:lang w:eastAsia="zh-CN"/>
-        </w:rPr>
-      </w:pPr>
     </w:p>
     <w:p>
       <w:pPr>
@@ -283,20 +246,10 @@
           <w:lang w:eastAsia="zh-CN"/>
         </w:rPr>
       </w:pPr>
-    </w:p>
-    <w:p>
-      <w:pPr>
-        <w:spacing w:line="360" w:lineRule="auto"/>
-        <w:rPr>
-          <w:rFonts w:hint="eastAsia"/>
-          <w:lang w:eastAsia="zh-CN"/>
-        </w:rPr>
-      </w:pPr>
       <w:r>
         <w:rPr>
           <w:lang w:eastAsia="zh-CN"/>
         </w:rPr>
-        <w:lastRenderedPageBreak/>
         <w:t>4,设T是一个正则m元树，它有i个内顶点（出度为m),如果E为所有内顶点深度之和，I为所有叶顶点深度之和，则I=(m-1)E+mi。</w:t>
       </w:r>
     </w:p>
@@ -327,6 +280,7 @@
         <w:spacing w:line="360" w:lineRule="auto"/>
         <w:rPr>
           <w:rFonts w:hint="eastAsia"/>
+          <w:lang w:eastAsia="zh-CN"/>
         </w:rPr>
       </w:pPr>
       <w:r>
@@ -340,15 +294,8 @@
           <w:rFonts w:hint="eastAsia"/>
         </w:rPr>
       </w:pPr>
-    </w:p>
-    <w:p>
-      <w:pPr>
-        <w:spacing w:line="360" w:lineRule="auto"/>
-        <w:rPr>
-          <w:rFonts w:hint="eastAsia"/>
-        </w:rPr>
-      </w:pPr>
       <w:r>
+        <w:lastRenderedPageBreak/>
         <w:t>5,一棵高为h的二元树至多有</w:t>
       </w:r>
       <w:r>
@@ -420,6 +367,10 @@
     <w:p>
       <w:pPr>
         <w:spacing w:line="360" w:lineRule="auto"/>
+        <w:rPr>
+          <w:rFonts w:hint="eastAsia"/>
+          <w:lang w:eastAsia="zh-CN"/>
+        </w:rPr>
       </w:pPr>
       <w:r>
         <w:t>答案:A</w:t>
@@ -429,19 +380,13 @@
       <w:pPr>
         <w:spacing w:line="360" w:lineRule="auto"/>
         <w:rPr>
-          <w:lang w:eastAsia="zh-CN"/>
-        </w:rPr>
-      </w:pPr>
-    </w:p>
-    <w:p>
-      <w:pPr>
-        <w:spacing w:line="360" w:lineRule="auto"/>
-        <w:rPr>
+          <w:rFonts w:hint="eastAsia"/>
           <w:lang w:eastAsia="zh-CN"/>
         </w:rPr>
       </w:pPr>
       <w:r>
         <w:rPr>
+          <w:noProof/>
           <w:lang w:eastAsia="zh-CN"/>
         </w:rPr>
         <w:drawing>
@@ -485,6 +430,7 @@
       <w:pPr>
         <w:spacing w:line="360" w:lineRule="auto"/>
         <w:rPr>
+          <w:rFonts w:hint="eastAsia"/>
           <w:lang w:eastAsia="zh-CN"/>
         </w:rPr>
       </w:pPr>
@@ -507,19 +453,26 @@
       <w:pPr>
         <w:spacing w:line="360" w:lineRule="auto"/>
         <w:rPr>
-          <w:rFonts w:hint="eastAsia"/>
+          <w:b/>
+          <w:bCs/>
+          <w:highlight w:val="yellow"/>
+          <w:u w:val="single"/>
           <w:lang w:eastAsia="zh-CN"/>
         </w:rPr>
       </w:pPr>
       <w:r>
         <w:rPr>
+          <w:b/>
+          <w:bCs/>
+          <w:noProof/>
+          <w:highlight w:val="yellow"/>
+          <w:u w:val="single"/>
           <w:lang w:eastAsia="zh-CN"/>
         </w:rPr>
-        <w:lastRenderedPageBreak/>
         <w:drawing>
-          <wp:inline distT="0" distB="0" distL="0" distR="0" wp14:anchorId="3161C49D" wp14:editId="57D69F97">
-            <wp:extent cx="5486400" cy="3213735"/>
-            <wp:effectExtent l="0" t="0" r="0" b="5715"/>
+          <wp:inline distT="0" distB="0" distL="0" distR="0" wp14:anchorId="3161C49D" wp14:editId="151F2262">
+            <wp:extent cx="5646888" cy="3307743"/>
+            <wp:effectExtent l="0" t="0" r="0" b="6985"/>
             <wp:docPr id="1786142904" name="图片 1"/>
             <wp:cNvGraphicFramePr>
               <a:graphicFrameLocks xmlns:a="http://schemas.openxmlformats.org/drawingml/2006/main" noChangeAspect="1"/>
@@ -540,7 +493,7 @@
                   <pic:spPr>
                     <a:xfrm>
                       <a:off x="0" y="0"/>
-                      <a:ext cx="5486400" cy="3213735"/>
+                      <a:ext cx="5665416" cy="3318596"/>
                     </a:xfrm>
                     <a:prstGeom prst="rect">
                       <a:avLst/>
@@ -551,6 +504,51 @@
             </a:graphic>
           </wp:inline>
         </w:drawing>
+      </w:r>
+    </w:p>
+    <w:p>
+      <w:pPr>
+        <w:spacing w:line="360" w:lineRule="auto"/>
+        <w:rPr>
+          <w:rFonts w:hint="eastAsia"/>
+          <w:b/>
+          <w:bCs/>
+          <w:u w:val="single"/>
+          <w:lang w:eastAsia="zh-CN"/>
+        </w:rPr>
+      </w:pPr>
+      <w:r>
+        <w:rPr>
+          <w:rFonts w:hint="eastAsia"/>
+          <w:b/>
+          <w:bCs/>
+          <w:highlight w:val="yellow"/>
+          <w:u w:val="single"/>
+          <w:lang w:eastAsia="zh-CN"/>
+        </w:rPr>
+        <w:t>B和D是一码事</w:t>
+      </w:r>
+      <w:r>
+        <w:rPr>
+          <w:rFonts w:hint="eastAsia"/>
+          <w:b/>
+          <w:bCs/>
+          <w:highlight w:val="yellow"/>
+          <w:u w:val="single"/>
+          <w:lang w:eastAsia="zh-CN"/>
+        </w:rPr>
+        <w:t>（直接排除）</w:t>
+      </w:r>
+      <w:r>
+        <w:rPr>
+          <w:rFonts w:hint="eastAsia"/>
+          <w:b/>
+          <w:bCs/>
+          <w:highlight w:val="yellow"/>
+          <w:u w:val="single"/>
+          <w:lang w:eastAsia="zh-CN"/>
+        </w:rPr>
+        <w:t>虽然看上去B、D很正确但是我来不及想为什么了反正就是A</w:t>
       </w:r>
     </w:p>
     <w:sectPr>

--- a/离散数学/集合论与图论/集合论与图论（下）课后习题/第12讲测验.docx
+++ b/离散数学/集合论与图论/集合论与图论（下）课后习题/第12讲测验.docx
@@ -76,7 +76,33 @@
           <w:u w:val="single"/>
           <w:lang w:eastAsia="zh-CN"/>
         </w:rPr>
-        <w:t>二叉树是有序树，左右子树互换算不同形态</w:t>
+        <w:t>二叉树是有序树，左右子树互换</w:t>
+      </w:r>
+      <w:proofErr w:type="gramStart"/>
+      <w:r>
+        <w:rPr>
+          <w:b/>
+          <w:bCs/>
+          <w:sz w:val="28"/>
+          <w:szCs w:val="28"/>
+          <w:highlight w:val="yellow"/>
+          <w:u w:val="single"/>
+          <w:lang w:eastAsia="zh-CN"/>
+        </w:rPr>
+        <w:t>算不同</w:t>
+      </w:r>
+      <w:proofErr w:type="gramEnd"/>
+      <w:r>
+        <w:rPr>
+          <w:b/>
+          <w:bCs/>
+          <w:sz w:val="28"/>
+          <w:szCs w:val="28"/>
+          <w:highlight w:val="yellow"/>
+          <w:u w:val="single"/>
+          <w:lang w:eastAsia="zh-CN"/>
+        </w:rPr>
+        <w:t>形态</w:t>
       </w:r>
     </w:p>
     <w:p>
@@ -250,7 +276,57 @@
         <w:rPr>
           <w:lang w:eastAsia="zh-CN"/>
         </w:rPr>
-        <w:t>4,设T是一个正则m元树，它有i个内顶点（出度为m),如果E为所有内顶点深度之和，I为所有叶顶点深度之和，则I=(m-1)E+mi。</w:t>
+        <w:t>4,设T是一个正则m元树，它有</w:t>
+      </w:r>
+      <w:proofErr w:type="spellStart"/>
+      <w:r>
+        <w:rPr>
+          <w:lang w:eastAsia="zh-CN"/>
+        </w:rPr>
+        <w:t>i</w:t>
+      </w:r>
+      <w:proofErr w:type="spellEnd"/>
+      <w:proofErr w:type="gramStart"/>
+      <w:r>
+        <w:rPr>
+          <w:lang w:eastAsia="zh-CN"/>
+        </w:rPr>
+        <w:t>个</w:t>
+      </w:r>
+      <w:proofErr w:type="gramEnd"/>
+      <w:r>
+        <w:rPr>
+          <w:lang w:eastAsia="zh-CN"/>
+        </w:rPr>
+        <w:t>内顶点（</w:t>
+      </w:r>
+      <w:proofErr w:type="gramStart"/>
+      <w:r>
+        <w:rPr>
+          <w:lang w:eastAsia="zh-CN"/>
+        </w:rPr>
+        <w:t>出度为</w:t>
+      </w:r>
+      <w:proofErr w:type="gramEnd"/>
+      <w:r>
+        <w:rPr>
+          <w:lang w:eastAsia="zh-CN"/>
+        </w:rPr>
+        <w:t>m),如果E为所有内顶点深度之和，I为所有叶顶点深度之和，则I=(m-1)</w:t>
+      </w:r>
+      <w:proofErr w:type="spellStart"/>
+      <w:r>
+        <w:rPr>
+          <w:lang w:eastAsia="zh-CN"/>
+        </w:rPr>
+        <w:t>E+mi</w:t>
+      </w:r>
+      <w:proofErr w:type="spellEnd"/>
+      <w:r>
+        <w:rPr>
+          <w:lang w:eastAsia="zh-CN"/>
+        </w:rPr>
+        <w:t>。</w:t>
       </w:r>
     </w:p>
     <w:p>
@@ -260,9 +336,11 @@
           <w:rFonts w:hint="eastAsia"/>
         </w:rPr>
       </w:pPr>
+      <w:proofErr w:type="spellStart"/>
       <w:r>
         <w:t>A,正确</w:t>
       </w:r>
+      <w:proofErr w:type="spellEnd"/>
     </w:p>
     <w:p>
       <w:pPr>
@@ -271,9 +349,11 @@
           <w:rFonts w:hint="eastAsia"/>
         </w:rPr>
       </w:pPr>
+      <w:proofErr w:type="spellStart"/>
       <w:r>
         <w:t>B,错误</w:t>
       </w:r>
+      <w:proofErr w:type="spellEnd"/>
     </w:p>
     <w:p>
       <w:pPr>
@@ -283,9 +363,11 @@
           <w:lang w:eastAsia="zh-CN"/>
         </w:rPr>
       </w:pPr>
+      <w:proofErr w:type="spellStart"/>
       <w:r>
         <w:t>答案:A</w:t>
       </w:r>
+      <w:proofErr w:type="spellEnd"/>
     </w:p>
     <w:p>
       <w:pPr>
@@ -338,8 +420,13 @@
           </wp:inline>
         </w:drawing>
       </w:r>
+      <w:proofErr w:type="spellStart"/>
       <w:r>
-        <w:t>个顶点。</w:t>
+        <w:t>个顶点</w:t>
+      </w:r>
+      <w:proofErr w:type="spellEnd"/>
+      <w:r>
+        <w:t>。</w:t>
       </w:r>
     </w:p>
     <w:p>
@@ -349,9 +436,11 @@
           <w:rFonts w:hint="eastAsia"/>
         </w:rPr>
       </w:pPr>
+      <w:proofErr w:type="spellStart"/>
       <w:r>
         <w:t>A,正确</w:t>
       </w:r>
+      <w:proofErr w:type="spellEnd"/>
     </w:p>
     <w:p>
       <w:pPr>
@@ -360,9 +449,11 @@
           <w:rFonts w:hint="eastAsia"/>
         </w:rPr>
       </w:pPr>
+      <w:proofErr w:type="spellStart"/>
       <w:r>
         <w:t>B,错误</w:t>
       </w:r>
+      <w:proofErr w:type="spellEnd"/>
     </w:p>
     <w:p>
       <w:pPr>
@@ -372,9 +463,11 @@
           <w:lang w:eastAsia="zh-CN"/>
         </w:rPr>
       </w:pPr>
+      <w:proofErr w:type="spellStart"/>
       <w:r>
         <w:t>答案:A</w:t>
       </w:r>
+      <w:proofErr w:type="spellEnd"/>
     </w:p>
     <w:p>
       <w:pPr>
@@ -453,63 +546,6 @@
       <w:pPr>
         <w:spacing w:line="360" w:lineRule="auto"/>
         <w:rPr>
-          <w:b/>
-          <w:bCs/>
-          <w:highlight w:val="yellow"/>
-          <w:u w:val="single"/>
-          <w:lang w:eastAsia="zh-CN"/>
-        </w:rPr>
-      </w:pPr>
-      <w:r>
-        <w:rPr>
-          <w:b/>
-          <w:bCs/>
-          <w:noProof/>
-          <w:highlight w:val="yellow"/>
-          <w:u w:val="single"/>
-          <w:lang w:eastAsia="zh-CN"/>
-        </w:rPr>
-        <w:drawing>
-          <wp:inline distT="0" distB="0" distL="0" distR="0" wp14:anchorId="3161C49D" wp14:editId="151F2262">
-            <wp:extent cx="5646888" cy="3307743"/>
-            <wp:effectExtent l="0" t="0" r="0" b="6985"/>
-            <wp:docPr id="1786142904" name="图片 1"/>
-            <wp:cNvGraphicFramePr>
-              <a:graphicFrameLocks xmlns:a="http://schemas.openxmlformats.org/drawingml/2006/main" noChangeAspect="1"/>
-            </wp:cNvGraphicFramePr>
-            <a:graphic xmlns:a="http://schemas.openxmlformats.org/drawingml/2006/main">
-              <a:graphicData uri="http://schemas.openxmlformats.org/drawingml/2006/picture">
-                <pic:pic xmlns:pic="http://schemas.openxmlformats.org/drawingml/2006/picture">
-                  <pic:nvPicPr>
-                    <pic:cNvPr id="1786142904" name=""/>
-                    <pic:cNvPicPr/>
-                  </pic:nvPicPr>
-                  <pic:blipFill>
-                    <a:blip r:embed="rId13"/>
-                    <a:stretch>
-                      <a:fillRect/>
-                    </a:stretch>
-                  </pic:blipFill>
-                  <pic:spPr>
-                    <a:xfrm>
-                      <a:off x="0" y="0"/>
-                      <a:ext cx="5665416" cy="3318596"/>
-                    </a:xfrm>
-                    <a:prstGeom prst="rect">
-                      <a:avLst/>
-                    </a:prstGeom>
-                  </pic:spPr>
-                </pic:pic>
-              </a:graphicData>
-            </a:graphic>
-          </wp:inline>
-        </w:drawing>
-      </w:r>
-    </w:p>
-    <w:p>
-      <w:pPr>
-        <w:spacing w:line="360" w:lineRule="auto"/>
-        <w:rPr>
           <w:rFonts w:hint="eastAsia"/>
           <w:b/>
           <w:bCs/>
@@ -517,39 +553,6 @@
           <w:lang w:eastAsia="zh-CN"/>
         </w:rPr>
       </w:pPr>
-      <w:r>
-        <w:rPr>
-          <w:rFonts w:hint="eastAsia"/>
-          <w:b/>
-          <w:bCs/>
-          <w:highlight w:val="yellow"/>
-          <w:u w:val="single"/>
-          <w:lang w:eastAsia="zh-CN"/>
-        </w:rPr>
-        <w:t>B和D是一码事</w:t>
-      </w:r>
-      <w:r>
-        <w:rPr>
-          <w:rFonts w:hint="eastAsia"/>
-          <w:b/>
-          <w:bCs/>
-          <w:highlight w:val="yellow"/>
-          <w:u w:val="single"/>
-          <w:lang w:eastAsia="zh-CN"/>
-        </w:rPr>
-        <w:t>（直接排除）</w:t>
-      </w:r>
-      <w:r>
-        <w:rPr>
-          <w:rFonts w:hint="eastAsia"/>
-          <w:b/>
-          <w:bCs/>
-          <w:highlight w:val="yellow"/>
-          <w:u w:val="single"/>
-          <w:lang w:eastAsia="zh-CN"/>
-        </w:rPr>
-        <w:t>虽然看上去B、D很正确但是我来不及想为什么了反正就是A</w:t>
-      </w:r>
     </w:p>
     <w:sectPr>
       <w:pgSz w:w="12240" w:h="15840"/>

--- a/离散数学/集合论与图论/集合论与图论（下）课后习题/第12讲测验.docx
+++ b/离散数学/集合论与图论/集合论与图论（下）课后习题/第12讲测验.docx
@@ -76,33 +76,7 @@
           <w:u w:val="single"/>
           <w:lang w:eastAsia="zh-CN"/>
         </w:rPr>
-        <w:t>二叉树是有序树，左右子树互换</w:t>
-      </w:r>
-      <w:proofErr w:type="gramStart"/>
-      <w:r>
-        <w:rPr>
-          <w:b/>
-          <w:bCs/>
-          <w:sz w:val="28"/>
-          <w:szCs w:val="28"/>
-          <w:highlight w:val="yellow"/>
-          <w:u w:val="single"/>
-          <w:lang w:eastAsia="zh-CN"/>
-        </w:rPr>
-        <w:t>算不同</w:t>
-      </w:r>
-      <w:proofErr w:type="gramEnd"/>
-      <w:r>
-        <w:rPr>
-          <w:b/>
-          <w:bCs/>
-          <w:sz w:val="28"/>
-          <w:szCs w:val="28"/>
-          <w:highlight w:val="yellow"/>
-          <w:u w:val="single"/>
-          <w:lang w:eastAsia="zh-CN"/>
-        </w:rPr>
-        <w:t>形态</w:t>
+        <w:t>二叉树是有序树，左右子树互换算不同形态</w:t>
       </w:r>
     </w:p>
     <w:p>
@@ -276,57 +250,7 @@
         <w:rPr>
           <w:lang w:eastAsia="zh-CN"/>
         </w:rPr>
-        <w:t>4,设T是一个正则m元树，它有</w:t>
-      </w:r>
-      <w:proofErr w:type="spellStart"/>
-      <w:r>
-        <w:rPr>
-          <w:lang w:eastAsia="zh-CN"/>
-        </w:rPr>
-        <w:t>i</w:t>
-      </w:r>
-      <w:proofErr w:type="spellEnd"/>
-      <w:proofErr w:type="gramStart"/>
-      <w:r>
-        <w:rPr>
-          <w:lang w:eastAsia="zh-CN"/>
-        </w:rPr>
-        <w:t>个</w:t>
-      </w:r>
-      <w:proofErr w:type="gramEnd"/>
-      <w:r>
-        <w:rPr>
-          <w:lang w:eastAsia="zh-CN"/>
-        </w:rPr>
-        <w:t>内顶点（</w:t>
-      </w:r>
-      <w:proofErr w:type="gramStart"/>
-      <w:r>
-        <w:rPr>
-          <w:lang w:eastAsia="zh-CN"/>
-        </w:rPr>
-        <w:t>出度为</w:t>
-      </w:r>
-      <w:proofErr w:type="gramEnd"/>
-      <w:r>
-        <w:rPr>
-          <w:lang w:eastAsia="zh-CN"/>
-        </w:rPr>
-        <w:t>m),如果E为所有内顶点深度之和，I为所有叶顶点深度之和，则I=(m-1)</w:t>
-      </w:r>
-      <w:proofErr w:type="spellStart"/>
-      <w:r>
-        <w:rPr>
-          <w:lang w:eastAsia="zh-CN"/>
-        </w:rPr>
-        <w:t>E+mi</w:t>
-      </w:r>
-      <w:proofErr w:type="spellEnd"/>
-      <w:r>
-        <w:rPr>
-          <w:lang w:eastAsia="zh-CN"/>
-        </w:rPr>
-        <w:t>。</w:t>
+        <w:t>4,设T是一个正则m元树，它有i个内顶点（出度为m),如果E为所有内顶点深度之和，I为所有叶顶点深度之和，则I=(m-1)E+mi。</w:t>
       </w:r>
     </w:p>
     <w:p>
@@ -336,11 +260,9 @@
           <w:rFonts w:hint="eastAsia"/>
         </w:rPr>
       </w:pPr>
-      <w:proofErr w:type="spellStart"/>
       <w:r>
         <w:t>A,正确</w:t>
       </w:r>
-      <w:proofErr w:type="spellEnd"/>
     </w:p>
     <w:p>
       <w:pPr>
@@ -349,11 +271,9 @@
           <w:rFonts w:hint="eastAsia"/>
         </w:rPr>
       </w:pPr>
-      <w:proofErr w:type="spellStart"/>
       <w:r>
         <w:t>B,错误</w:t>
       </w:r>
-      <w:proofErr w:type="spellEnd"/>
     </w:p>
     <w:p>
       <w:pPr>
@@ -363,11 +283,9 @@
           <w:lang w:eastAsia="zh-CN"/>
         </w:rPr>
       </w:pPr>
-      <w:proofErr w:type="spellStart"/>
       <w:r>
         <w:t>答案:A</w:t>
       </w:r>
-      <w:proofErr w:type="spellEnd"/>
     </w:p>
     <w:p>
       <w:pPr>
@@ -420,13 +338,8 @@
           </wp:inline>
         </w:drawing>
       </w:r>
-      <w:proofErr w:type="spellStart"/>
       <w:r>
-        <w:t>个顶点</w:t>
-      </w:r>
-      <w:proofErr w:type="spellEnd"/>
-      <w:r>
-        <w:t>。</w:t>
+        <w:t>个顶点。</w:t>
       </w:r>
     </w:p>
     <w:p>
@@ -436,11 +349,9 @@
           <w:rFonts w:hint="eastAsia"/>
         </w:rPr>
       </w:pPr>
-      <w:proofErr w:type="spellStart"/>
       <w:r>
         <w:t>A,正确</w:t>
       </w:r>
-      <w:proofErr w:type="spellEnd"/>
     </w:p>
     <w:p>
       <w:pPr>
@@ -449,11 +360,9 @@
           <w:rFonts w:hint="eastAsia"/>
         </w:rPr>
       </w:pPr>
-      <w:proofErr w:type="spellStart"/>
       <w:r>
         <w:t>B,错误</w:t>
       </w:r>
-      <w:proofErr w:type="spellEnd"/>
     </w:p>
     <w:p>
       <w:pPr>
@@ -463,11 +372,9 @@
           <w:lang w:eastAsia="zh-CN"/>
         </w:rPr>
       </w:pPr>
-      <w:proofErr w:type="spellStart"/>
       <w:r>
         <w:t>答案:A</w:t>
       </w:r>
-      <w:proofErr w:type="spellEnd"/>
     </w:p>
     <w:p>
       <w:pPr>
@@ -533,6 +440,13 @@
           <w:lang w:eastAsia="zh-CN"/>
         </w:rPr>
         <w:t>考虑为森林的情况可以排掉D</w:t>
+      </w:r>
+      <w:r>
+        <w:rPr>
+          <w:rFonts w:hint="eastAsia"/>
+          <w:lang w:eastAsia="zh-CN"/>
+        </w:rPr>
+        <w:t>，</w:t>
       </w:r>
       <w:r>
         <w:rPr>
